--- a/参赛材料/知歇-知识产权与合规说明.docx
+++ b/参赛材料/知歇-知识产权与合规说明.docx
@@ -152,7 +152,7 @@
         <w:sectPr>
           <w:type w:val="nextPage"/>
           <w:pgSz w:w="11906" w:h="16838"/>
-          <w:pgMar w:top="1417" w:bottom="1134" w:left="1417" w:right="1417"/>
+          <w:pgMar w:top="1440" w:bottom="1440" w:left="1797" w:right="1797"/>
         </w:sectPr>
       </w:pPr>
     </w:p>
@@ -1427,35 +1427,7 @@
                 <w:color w:val="212121"/>
                 <w:sz w:val="18"/>
               </w:rPr>
-              <w:t>待填写（学生本人</w:t>
-            </w:r>
-            <w:r>
-              <w:rPr>
-                <w:color w:val="212121"/>
-                <w:sz w:val="18"/>
-              </w:rPr>
-              <w:t xml:space="preserve"> </w:t>
-            </w:r>
-            <w:r>
-              <w:rPr>
-                <w:color w:val="212121"/>
-                <w:sz w:val="18"/>
-              </w:rPr>
-              <w:t xml:space="preserve"> / </w:t>
-            </w:r>
-            <w:r>
-              <w:rPr>
-                <w:color w:val="212121"/>
-                <w:sz w:val="18"/>
-              </w:rPr>
-              <w:t xml:space="preserve"> </w:t>
-            </w:r>
-            <w:r>
-              <w:rPr>
-                <w:color w:val="212121"/>
-                <w:sz w:val="18"/>
-              </w:rPr>
-              <w:t>无锡开放大学，按赛事与学校要求确定）</w:t>
+              <w:t>待填写（按赛事要求确定署名主体）</w:t>
             </w:r>
           </w:p>
         </w:tc>
@@ -3713,22 +3685,35 @@
                 <w:color w:val="212121"/>
                 <w:sz w:val="18"/>
               </w:rPr>
-              <w:t xml:space="preserve">由校徽素材自行合成（仅在校内场景使用； </w:t>
-            </w:r>
-            <w:r>
-              <w:rPr>
-                <w:b/>
-                <w:color w:val="212121"/>
-                <w:sz w:val="18"/>
-              </w:rPr>
-              <w:t>对外发布版本已改为中性默认底图</w:t>
-            </w:r>
-            <w:r>
-              <w:rPr>
-                <w:color w:val="212121"/>
-                <w:sz w:val="18"/>
-              </w:rPr>
-              <w:t xml:space="preserve"> ）</w:t>
+              <w:t>由应用自有品牌标识（矢量</w:t>
+            </w:r>
+            <w:r>
+              <w:rPr>
+                <w:color w:val="212121"/>
+                <w:sz w:val="18"/>
+              </w:rPr>
+              <w:t xml:space="preserve"> </w:t>
+            </w:r>
+            <w:r>
+              <w:rPr>
+                <w:color w:val="212121"/>
+                <w:sz w:val="18"/>
+              </w:rPr>
+              <w:t xml:space="preserve"> logo</w:t>
+            </w:r>
+            <w:r>
+              <w:rPr>
+                <w:color w:val="212121"/>
+                <w:sz w:val="18"/>
+              </w:rPr>
+              <w:t xml:space="preserve"> </w:t>
+            </w:r>
+            <w:r>
+              <w:rPr>
+                <w:color w:val="212121"/>
+                <w:sz w:val="18"/>
+              </w:rPr>
+              <w:t>）渲染合成，未使用第三方素材</w:t>
             </w:r>
           </w:p>
         </w:tc>
@@ -3812,34 +3797,6 @@
         </w:tc>
       </w:tr>
     </w:tbl>
-    <w:p>
-      <w:pPr>
-        <w:spacing w:after="360"/>
-        <w:jc w:val="left"/>
-        <w:pBdr>
-          <w:left w:val="single" w:sz="18" w:space="0" w:color="1565C0"/>
-        </w:pBdr>
-        <w:shd w:val="clear" w:color="auto" w:fill="F5F7FA"/>
-      </w:pPr>
-      <w:r>
-        <w:t xml:space="preserve">  ⚠ </w:t>
-      </w:r>
-      <w:r>
-        <w:rPr>
-          <w:rFonts w:ascii="微软雅黑" w:eastAsia="微软雅黑" w:hAnsi="微软雅黑" w:cs="微软雅黑" w:hint="eastAsia"/>
-          <w:b/>
-          <w:lang w:eastAsia="zh-CN"/>
-        </w:rPr>
-        <w:t>待确认项 1</w:t>
-      </w:r>
-      <w:r>
-        <w:rPr>
-          <w:rFonts w:ascii="微软雅黑" w:eastAsia="微软雅黑" w:hAnsi="微软雅黑" w:cs="微软雅黑" w:hint="eastAsia"/>
-          <w:lang w:eastAsia="zh-CN"/>
-        </w:rPr>
-        <w:t>：如需在公开渠道发布带有校徽背景的版本，请先确认校徽使用的授权要求；如不确定，建议对外版本统一使用中性底图。</w:t>
-      </w:r>
-    </w:p>
     <w:p>
       <w:bookmarkStart w:id="3" w:name="section-4"/>
       <w:pPr>
@@ -6073,7 +6030,7 @@
                 <w:color w:val="212121"/>
                 <w:sz w:val="18"/>
               </w:rPr>
-              <w:t>按学校与赛事要求确定是署个人还是署学校</w:t>
+              <w:t>按赛事要求确定署名主体</w:t>
             </w:r>
           </w:p>
         </w:tc>
@@ -6105,34 +6062,6 @@
                 <w:sz w:val="18"/>
               </w:rPr>
               <w:t>项目负责人</w:t>
-            </w:r>
-            <w:r>
-              <w:rPr>
-                <w:color w:val="212121"/>
-                <w:sz w:val="18"/>
-              </w:rPr>
-              <w:t xml:space="preserve"> </w:t>
-            </w:r>
-            <w:r>
-              <w:rPr>
-                <w:color w:val="212121"/>
-                <w:sz w:val="18"/>
-              </w:rPr>
-              <w:t xml:space="preserve"> + </w:t>
-            </w:r>
-            <w:r>
-              <w:rPr>
-                <w:color w:val="212121"/>
-                <w:sz w:val="18"/>
-              </w:rPr>
-              <w:t xml:space="preserve"> </w:t>
-            </w:r>
-            <w:r>
-              <w:rPr>
-                <w:color w:val="212121"/>
-                <w:sz w:val="18"/>
-              </w:rPr>
-              <w:t>指导教师</w:t>
             </w:r>
           </w:p>
         </w:tc>
@@ -6167,161 +6096,6 @@
                 <w:sz w:val="18"/>
               </w:rPr>
               <w:t>待补 3</w:t>
-            </w:r>
-          </w:p>
-        </w:tc>
-        <w:tc>
-          <w:tcPr>
-            <w:tcW w:type="dxa" w:w="2160"/>
-            <w:vAlign w:val="center"/>
-            <w:tcBorders>
-              <w:top w:val="single" w:sz="6" w:space="0" w:color="E0E0E0"/>
-              <w:bottom w:val="single" w:sz="6" w:space="0" w:color="E0E0E0"/>
-              <w:left w:val="single" w:sz="6" w:space="0" w:color="E0E0E0"/>
-              <w:right w:val="single" w:sz="6" w:space="0" w:color="E0E0E0"/>
-            </w:tcBorders>
-            <w:tcMar>
-              <w:top w:w="120" w:type="dxa"/>
-              <w:bottom w:w="120" w:type="dxa"/>
-              <w:left w:w="168" w:type="dxa"/>
-              <w:right w:w="168" w:type="dxa"/>
-            </w:tcMar>
-          </w:tcPr>
-          <w:p>
-            <w:pPr>
-              <w:jc w:val="left"/>
-              <w:spacing w:line="240" w:lineRule="auto" w:before="45" w:after="45"/>
-            </w:pPr>
-            <w:r>
-              <w:rPr>
-                <w:color w:val="212121"/>
-                <w:sz w:val="18"/>
-              </w:rPr>
-              <w:t>校徽素材授权</w:t>
-            </w:r>
-          </w:p>
-        </w:tc>
-        <w:tc>
-          <w:tcPr>
-            <w:tcW w:type="dxa" w:w="2160"/>
-            <w:vAlign w:val="center"/>
-            <w:tcBorders>
-              <w:top w:val="single" w:sz="6" w:space="0" w:color="E0E0E0"/>
-              <w:bottom w:val="single" w:sz="6" w:space="0" w:color="E0E0E0"/>
-              <w:left w:val="single" w:sz="6" w:space="0" w:color="E0E0E0"/>
-              <w:right w:val="single" w:sz="6" w:space="0" w:color="E0E0E0"/>
-            </w:tcBorders>
-            <w:tcMar>
-              <w:top w:w="120" w:type="dxa"/>
-              <w:bottom w:w="120" w:type="dxa"/>
-              <w:left w:w="168" w:type="dxa"/>
-              <w:right w:w="168" w:type="dxa"/>
-            </w:tcMar>
-          </w:tcPr>
-          <w:p>
-            <w:pPr>
-              <w:jc w:val="left"/>
-              <w:spacing w:line="240" w:lineRule="auto" w:before="45" w:after="45"/>
-            </w:pPr>
-            <w:r>
-              <w:rPr>
-                <w:color w:val="212121"/>
-                <w:sz w:val="18"/>
-              </w:rPr>
-              <w:t>对外公开版本建议改用中性默认底图（见</w:t>
-            </w:r>
-            <w:r>
-              <w:rPr>
-                <w:color w:val="212121"/>
-                <w:sz w:val="18"/>
-              </w:rPr>
-              <w:t xml:space="preserve"> </w:t>
-            </w:r>
-            <w:r>
-              <w:rPr>
-                <w:color w:val="212121"/>
-                <w:sz w:val="18"/>
-              </w:rPr>
-              <w:t xml:space="preserve"> 3.3 </w:t>
-            </w:r>
-            <w:r>
-              <w:rPr>
-                <w:color w:val="212121"/>
-                <w:sz w:val="18"/>
-              </w:rPr>
-              <w:t xml:space="preserve"> </w:t>
-            </w:r>
-            <w:r>
-              <w:rPr>
-                <w:color w:val="212121"/>
-                <w:sz w:val="18"/>
-              </w:rPr>
-              <w:t>说明）</w:t>
-            </w:r>
-          </w:p>
-        </w:tc>
-        <w:tc>
-          <w:tcPr>
-            <w:tcW w:type="dxa" w:w="2160"/>
-            <w:vAlign w:val="center"/>
-            <w:tcBorders>
-              <w:top w:val="single" w:sz="6" w:space="0" w:color="E0E0E0"/>
-              <w:bottom w:val="single" w:sz="6" w:space="0" w:color="E0E0E0"/>
-              <w:left w:val="single" w:sz="6" w:space="0" w:color="E0E0E0"/>
-              <w:right w:val="single" w:sz="6" w:space="0" w:color="E0E0E0"/>
-            </w:tcBorders>
-            <w:tcMar>
-              <w:top w:w="120" w:type="dxa"/>
-              <w:bottom w:w="120" w:type="dxa"/>
-              <w:left w:w="168" w:type="dxa"/>
-              <w:right w:w="168" w:type="dxa"/>
-            </w:tcMar>
-          </w:tcPr>
-          <w:p>
-            <w:pPr>
-              <w:jc w:val="left"/>
-              <w:spacing w:line="240" w:lineRule="auto" w:before="45" w:after="45"/>
-            </w:pPr>
-            <w:r>
-              <w:rPr>
-                <w:color w:val="212121"/>
-                <w:sz w:val="18"/>
-              </w:rPr>
-              <w:t>项目负责人</w:t>
-            </w:r>
-          </w:p>
-        </w:tc>
-      </w:tr>
-      <w:tr>
-        <w:tc>
-          <w:tcPr>
-            <w:tcW w:type="dxa" w:w="2160"/>
-            <w:vAlign w:val="center"/>
-            <w:tcBorders>
-              <w:top w:val="single" w:sz="6" w:space="0" w:color="E0E0E0"/>
-              <w:bottom w:val="single" w:sz="6" w:space="0" w:color="E0E0E0"/>
-              <w:left w:val="single" w:sz="6" w:space="0" w:color="E0E0E0"/>
-              <w:right w:val="single" w:sz="6" w:space="0" w:color="E0E0E0"/>
-            </w:tcBorders>
-            <w:tcMar>
-              <w:top w:w="120" w:type="dxa"/>
-              <w:bottom w:w="120" w:type="dxa"/>
-              <w:left w:w="168" w:type="dxa"/>
-              <w:right w:w="168" w:type="dxa"/>
-            </w:tcMar>
-          </w:tcPr>
-          <w:p>
-            <w:pPr>
-              <w:jc w:val="left"/>
-              <w:spacing w:line="240" w:lineRule="auto" w:before="45" w:after="45"/>
-            </w:pPr>
-            <w:r>
-              <w:rPr>
-                <w:b/>
-                <w:color w:val="212121"/>
-                <w:sz w:val="18"/>
-              </w:rPr>
-              <w:t>待补 4</w:t>
             </w:r>
           </w:p>
         </w:tc>
@@ -7421,7 +7195,7 @@
     <w:sectPr>
       <w:footerReference w:type="default" r:id="rId9"/>
       <w:pgSz w:w="11906" w:h="16838"/>
-      <w:pgMar w:top="1417" w:right="1417" w:bottom="1134" w:left="1417" w:header="720" w:footer="720" w:gutter="0"/>
+      <w:pgMar w:top="1440" w:right="1797" w:bottom="1440" w:left="1797" w:header="720" w:footer="720" w:gutter="0"/>
       <w:cols w:space="720"/>
       <w:docGrid w:linePitch="360"/>
       <w:pgNumType w:start="1"/>
@@ -7436,8 +7210,8 @@
     <w:pPr>
       <w:pStyle w:val="Footer"/>
       <w:tabs>
-        <w:tab w:pos="4536" w:val="center"/>
-        <w:tab w:pos="9072" w:val="right"/>
+        <w:tab w:pos="4156" w:val="center"/>
+        <w:tab w:pos="8312" w:val="right"/>
       </w:tabs>
     </w:pPr>
     <w:r>
